--- a/output/analysis/concepts/posturas_por_concepto_ley_apa7.docx
+++ b/output/analysis/concepts/posturas_por_concepto_ley_apa7.docx
@@ -544,7 +544,7 @@
                 <w:szCs w:val="24"/>
                 <w:color w:val="000000"/>
               </w:rPr>
-              <w:t xml:space="preserve">+ 41 (51.2%)</w:t>
+              <w:t xml:space="preserve">+ 44 (51.8%)</w:t>
             </w:r>
             <w:r>
               <w:rPr>
@@ -570,7 +570,7 @@
                 <w:szCs w:val="24"/>
                 <w:color w:val="000000"/>
               </w:rPr>
-              <w:t xml:space="preserve">− 39 (48.8%)</w:t>
+              <w:t xml:space="preserve">− 41 (48.2%)</w:t>
             </w:r>
           </w:p>
         </w:tc>
@@ -822,7 +822,7 @@
                 <w:szCs w:val="24"/>
                 <w:color w:val="000000"/>
               </w:rPr>
-              <w:t xml:space="preserve">+ 78 (90.7%)</w:t>
+              <w:t xml:space="preserve">+ 81 (91.0%)</w:t>
             </w:r>
             <w:r>
               <w:rPr>
@@ -848,7 +848,7 @@
                 <w:szCs w:val="24"/>
                 <w:color w:val="000000"/>
               </w:rPr>
-              <w:t xml:space="preserve">− 8 (9.3%)</w:t>
+              <w:t xml:space="preserve">− 8 (9.0%)</w:t>
             </w:r>
           </w:p>
         </w:tc>
@@ -1126,7 +1126,7 @@
                 <w:szCs w:val="24"/>
                 <w:color w:val="000000"/>
               </w:rPr>
-              <w:t xml:space="preserve">+ 97 (100.0%)</w:t>
+              <w:t xml:space="preserve">+ 95 (100.0%)</w:t>
             </w:r>
             <w:r>
               <w:rPr>
@@ -1960,7 +1960,7 @@
                 <w:szCs w:val="24"/>
                 <w:color w:val="000000"/>
               </w:rPr>
-              <w:t xml:space="preserve">+ 50 (100.0%)</w:t>
+              <w:t xml:space="preserve">+ 52 (100.0%)</w:t>
             </w:r>
             <w:r>
               <w:rPr>
@@ -2264,7 +2264,7 @@
                 <w:szCs w:val="24"/>
                 <w:color w:val="000000"/>
               </w:rPr>
-              <w:t xml:space="preserve">+ 129 (100.0%)</w:t>
+              <w:t xml:space="preserve">+ 128 (100.0%)</w:t>
             </w:r>
             <w:r>
               <w:rPr>
@@ -2568,7 +2568,7 @@
                 <w:szCs w:val="24"/>
                 <w:color w:val="000000"/>
               </w:rPr>
-              <w:t xml:space="preserve">+ 82 (98.8%)</w:t>
+              <w:t xml:space="preserve">+ 84 (98.8%)</w:t>
             </w:r>
             <w:r>
               <w:rPr>
@@ -2872,7 +2872,7 @@
                 <w:szCs w:val="24"/>
                 <w:color w:val="000000"/>
               </w:rPr>
-              <w:t xml:space="preserve">+ 52 (66.7%)</w:t>
+              <w:t xml:space="preserve">+ 50 (68.5%)</w:t>
             </w:r>
             <w:r>
               <w:rPr>
@@ -2898,7 +2898,7 @@
                 <w:szCs w:val="24"/>
                 <w:color w:val="000000"/>
               </w:rPr>
-              <w:t xml:space="preserve">− 26 (33.3%)</w:t>
+              <w:t xml:space="preserve">− 23 (31.5%)</w:t>
             </w:r>
           </w:p>
         </w:tc>
@@ -3176,7 +3176,7 @@
                 <w:szCs w:val="24"/>
                 <w:color w:val="000000"/>
               </w:rPr>
-              <w:t xml:space="preserve">+ 22 (88.0%)</w:t>
+              <w:t xml:space="preserve">+ 24 (88.9%)</w:t>
             </w:r>
             <w:r>
               <w:rPr>
@@ -3202,7 +3202,7 @@
                 <w:szCs w:val="24"/>
                 <w:color w:val="000000"/>
               </w:rPr>
-              <w:t xml:space="preserve">− 3 (12.0%)</w:t>
+              <w:t xml:space="preserve">− 3 (11.1%)</w:t>
             </w:r>
           </w:p>
         </w:tc>
@@ -3454,7 +3454,7 @@
                 <w:szCs w:val="24"/>
                 <w:color w:val="000000"/>
               </w:rPr>
-              <w:t xml:space="preserve">+ 16 (55.2%)</w:t>
+              <w:t xml:space="preserve">+ 15 (53.6%)</w:t>
             </w:r>
             <w:r>
               <w:rPr>
@@ -3480,7 +3480,7 @@
                 <w:szCs w:val="24"/>
                 <w:color w:val="000000"/>
               </w:rPr>
-              <w:t xml:space="preserve">− 13 (44.8%)</w:t>
+              <w:t xml:space="preserve">− 13 (46.4%)</w:t>
             </w:r>
           </w:p>
         </w:tc>
@@ -3758,7 +3758,7 @@
                 <w:szCs w:val="24"/>
                 <w:color w:val="000000"/>
               </w:rPr>
-              <w:t xml:space="preserve">+ 40 (95.2%)</w:t>
+              <w:t xml:space="preserve">+ 41 (95.3%)</w:t>
             </w:r>
             <w:r>
               <w:rPr>
@@ -3784,7 +3784,7 @@
                 <w:szCs w:val="24"/>
                 <w:color w:val="000000"/>
               </w:rPr>
-              <w:t xml:space="preserve">− 2 (4.8%)</w:t>
+              <w:t xml:space="preserve">− 2 (4.7%)</w:t>
             </w:r>
           </w:p>
         </w:tc>
@@ -4314,7 +4314,7 @@
                 <w:szCs w:val="24"/>
                 <w:color w:val="000000"/>
               </w:rPr>
-              <w:t xml:space="preserve">+ 82 (48.5%)</w:t>
+              <w:t xml:space="preserve">+ 86 (48.9%)</w:t>
             </w:r>
             <w:r>
               <w:rPr>
@@ -4340,7 +4340,7 @@
                 <w:szCs w:val="24"/>
                 <w:color w:val="000000"/>
               </w:rPr>
-              <w:t xml:space="preserve">− 87 (51.5%)</w:t>
+              <w:t xml:space="preserve">− 90 (51.1%)</w:t>
             </w:r>
           </w:p>
         </w:tc>
@@ -4618,7 +4618,7 @@
                 <w:szCs w:val="24"/>
                 <w:color w:val="000000"/>
               </w:rPr>
-              <w:t xml:space="preserve">+ 45 (100.0%)</w:t>
+              <w:t xml:space="preserve">+ 44 (97.8%)</w:t>
             </w:r>
             <w:r>
               <w:rPr>
@@ -4644,7 +4644,7 @@
                 <w:szCs w:val="24"/>
                 <w:color w:val="000000"/>
               </w:rPr>
-              <w:t xml:space="preserve">− 0 (0.0%)</w:t>
+              <w:t xml:space="preserve">− 1 (2.2%)</w:t>
             </w:r>
           </w:p>
         </w:tc>
@@ -4990,6 +4990,18 @@
               <w:ind w:left="140" w:right="140" w:firstLine="0" w:firstLineChars="0"/>
               <w:rPr>
                 <w:rFonts w:ascii="Times New Roman" w:hAnsi="Times New Roman" w:eastAsia="Times New Roman" w:cs="Times New Roman"/>
+                <w:i w:val="false"/>
+                <w:b w:val="false"/>
+                <w:u w:val="none"/>
+                <w:strike w:val="false"/>
+                <w:sz w:val="24"/>
+                <w:szCs w:val="24"/>
+                <w:color w:val="000000"/>
+              </w:rPr>
+            </w:pPr>
+            <w:r>
+              <w:rPr>
+                <w:rFonts w:ascii="Times New Roman" w:hAnsi="Times New Roman" w:eastAsia="Times New Roman" w:cs="Times New Roman"/>
                 <w:i w:val="true"/>
                 <w:b w:val="false"/>
                 <w:u w:val="none"/>
@@ -4998,19 +5010,20 @@
                 <w:szCs w:val="24"/>
                 <w:color w:val="000000"/>
               </w:rPr>
-            </w:pPr>
-            <w:r>
-              <w:rPr>
-                <w:rFonts w:ascii="Times New Roman" w:hAnsi="Times New Roman" w:eastAsia="Times New Roman" w:cs="Times New Roman"/>
-                <w:i w:val="true"/>
-                <w:b w:val="false"/>
-                <w:u w:val="none"/>
-                <w:strike w:val="false"/>
-                <w:sz w:val="24"/>
-                <w:szCs w:val="24"/>
-                <w:color w:val="000000"/>
-              </w:rPr>
-              <w:t xml:space="preserve">Nota. + = apoyo; − = oposición; % = N/(N+ + N−). Negrita = tres N mayores por postura y ley, con empates.</w:t>
+              <w:t xml:space="preserve">Nota.</w:t>
+            </w:r>
+            <w:r>
+              <w:rPr>
+                <w:rFonts w:ascii="Times New Roman" w:hAnsi="Times New Roman" w:eastAsia="Times New Roman" w:cs="Times New Roman"/>
+                <w:i w:val="false"/>
+                <w:b w:val="false"/>
+                <w:u w:val="none"/>
+                <w:strike w:val="false"/>
+                <w:sz w:val="24"/>
+                <w:szCs w:val="24"/>
+                <w:color w:val="000000"/>
+              </w:rPr>
+              <w:t xml:space="preserve"> + = apoyo; − = oposición; % = N/(N+ + N−). Negrita = tres N mayores por postura y ley, con empates.</w:t>
             </w:r>
           </w:p>
         </w:tc>
